--- a/rendusrncp/BLOC4RNCP.docx
+++ b/rendusrncp/BLOC4RNCP.docx
@@ -101,6 +101,11 @@
       </w:pPr>
       <w:r>
         <w:t>Ce document est le PLAN DÉTAILLÉ du dossier Bloc 4. Il liste les compétences à couvrir, le contenu à rédiger et les preuves à produire avant la rédaction finale. Cible : ~20 pages.</w:t>
+      </w:r>
+    </w:p>
+    <w:p>
+      <w:r>
+        <w:t>État au 07/07/2026 : plus aucune tâche de code restante côté Bloc 4. Dependabot, templates d'issues et 6 fiches d'incident sont en place sur les 3 repos (bien au-delà des 2 fiches prévues initialement). CHANGELOG.md rédigé (backend + frontend). Reste : rédaction finale (Phase C), captures visuelles (Sentry, uptime, Lighthouse), tag/release v1.0.0.</w:t>
       </w:r>
     </w:p>
     <w:p>
@@ -1758,11 +1763,7 @@
           </w:tcPr>
           <w:p>
             <w:r>
-              <w:rPr>
-                <w:sz w:val="18"/>
-                <w:szCs w:val="18"/>
-              </w:rPr>
-              <w:t>À PRODUIRE</w:t>
+              <w:t>DISPONIBLE (dependabot.yml actif sur les 3 repos, vérifié 07/07/2026)</w:t>
             </w:r>
           </w:p>
         </w:tc>
@@ -3672,11 +3673,7 @@
           </w:tcPr>
           <w:p>
             <w:r>
-              <w:rPr>
-                <w:sz w:val="18"/>
-                <w:szCs w:val="18"/>
-              </w:rPr>
-              <w:t>À PRODUIRE — ÉLIM</w:t>
+              <w:t>DISPONIBLE (.github/ISSUE_TEMPLATE/bug_report.md sur les 3 repos)</w:t>
             </w:r>
           </w:p>
         </w:tc>
@@ -3784,11 +3781,7 @@
           </w:tcPr>
           <w:p>
             <w:r>
-              <w:rPr>
-                <w:sz w:val="18"/>
-                <w:szCs w:val="18"/>
-              </w:rPr>
-              <w:t>À PRODUIRE — ÉLIM</w:t>
+              <w:t>DISPONIBLE (Fiche 1, rendusrncp/FICHES_INCIDENTS.md)</w:t>
             </w:r>
           </w:p>
         </w:tc>
@@ -3896,11 +3889,7 @@
           </w:tcPr>
           <w:p>
             <w:r>
-              <w:rPr>
-                <w:sz w:val="18"/>
-                <w:szCs w:val="18"/>
-              </w:rPr>
-              <w:t>À PRODUIRE</w:t>
+              <w:t>DISPONIBLE (Fiche 4, rendusrncp/FICHES_INCIDENTS.md)</w:t>
             </w:r>
           </w:p>
         </w:tc>
@@ -5875,11 +5864,7 @@
           </w:tcPr>
           <w:p>
             <w:r>
-              <w:rPr>
-                <w:sz w:val="18"/>
-                <w:szCs w:val="18"/>
-              </w:rPr>
-              <w:t>À PRODUIRE</w:t>
+              <w:t>DISPONIBLE</w:t>
             </w:r>
           </w:p>
         </w:tc>
@@ -5987,11 +5972,7 @@
           </w:tcPr>
           <w:p>
             <w:r>
-              <w:rPr>
-                <w:sz w:val="18"/>
-                <w:szCs w:val="18"/>
-              </w:rPr>
-              <w:t>À PRODUIRE</w:t>
+              <w:t>DISPONIBLE</w:t>
             </w:r>
           </w:p>
         </w:tc>
@@ -7248,11 +7229,7 @@
           </w:tcPr>
           <w:p>
             <w:r>
-              <w:rPr>
-                <w:sz w:val="18"/>
-                <w:szCs w:val="18"/>
-              </w:rPr>
-              <w:t>Template GitHub Issue + fiche incident Scramble</w:t>
+              <w:t>Fait — template GitHub Issue + 6 fiches d'incident rédigées (Scramble, divergence prix, race condition login, ransomware, Class Redis not found, webhook 3DS staging)</w:t>
             </w:r>
           </w:p>
         </w:tc>
@@ -7274,11 +7251,7 @@
           </w:tcPr>
           <w:p>
             <w:r>
-              <w:rPr>
-                <w:sz w:val="18"/>
-                <w:szCs w:val="18"/>
-              </w:rPr>
-              <w:t>2 h</w:t>
+              <w:t>—</w:t>
             </w:r>
           </w:p>
         </w:tc>
@@ -7360,11 +7333,7 @@
           </w:tcPr>
           <w:p>
             <w:r>
-              <w:rPr>
-                <w:sz w:val="18"/>
-                <w:szCs w:val="18"/>
-              </w:rPr>
-              <w:t>Activation Dependabot 3 repos + config dependabot.yml</w:t>
+              <w:t>Fait — dependabot.yml actif sur les 3 repos</w:t>
             </w:r>
           </w:p>
         </w:tc>
@@ -7386,11 +7355,7 @@
           </w:tcPr>
           <w:p>
             <w:r>
-              <w:rPr>
-                <w:sz w:val="18"/>
-                <w:szCs w:val="18"/>
-              </w:rPr>
-              <w:t>1 h</w:t>
+              <w:t>—</w:t>
             </w:r>
           </w:p>
         </w:tc>
@@ -7472,11 +7437,7 @@
           </w:tcPr>
           <w:p>
             <w:r>
-              <w:rPr>
-                <w:sz w:val="18"/>
-                <w:szCs w:val="18"/>
-              </w:rPr>
-              <w:t>CHANGELOG.md backend + frontend + Release v1.0.0</w:t>
+              <w:t>CHANGELOG.md fait (backend + frontend) — reste Release GitHub v1.0.0</w:t>
             </w:r>
           </w:p>
         </w:tc>
@@ -7498,11 +7459,7 @@
           </w:tcPr>
           <w:p>
             <w:r>
-              <w:rPr>
-                <w:sz w:val="18"/>
-                <w:szCs w:val="18"/>
-              </w:rPr>
-              <w:t>2 h</w:t>
+              <w:t>30 min</w:t>
             </w:r>
           </w:p>
         </w:tc>
@@ -7584,11 +7541,7 @@
           </w:tcPr>
           <w:p>
             <w:r>
-              <w:rPr>
-                <w:sz w:val="18"/>
-                <w:szCs w:val="18"/>
-              </w:rPr>
-              <w:t>Fiche incident ransomware rédigée</w:t>
+              <w:t>Fait — Fiche 4, rendusrncp/FICHES_INCIDENTS.md</w:t>
             </w:r>
           </w:p>
         </w:tc>
@@ -7610,11 +7563,7 @@
           </w:tcPr>
           <w:p>
             <w:r>
-              <w:rPr>
-                <w:sz w:val="18"/>
-                <w:szCs w:val="18"/>
-              </w:rPr>
-              <w:t>1 h</w:t>
+              <w:t>—</w:t>
             </w:r>
           </w:p>
         </w:tc>
